--- a/Semantic decoding paper_Draft 1_2026-05-08.docx
+++ b/Semantic decoding paper_Draft 1_2026-05-08.docx
@@ -4770,12 +4770,22 @@
         </w:rPr>
         <w:t xml:space="preserve">to 5,000 </w:t>
       </w:r>
-      <w:r>
-        <w:rPr>
-          <w:rFonts w:hint="eastAsia"/>
-        </w:rPr>
-        <w:t>most common concrete nouns</w:t>
-      </w:r>
+      <w:del w:id="1340" w:author="Claude (Opus 5, automated)" w:date="2026-08-11T16:41:03Z">
+        <w:r>
+          <w:rPr>
+            <w:rFonts w:hint="eastAsia"/>
+          </w:rPr>
+          <w:delText xml:space="preserve">most common concrete nouns</w:delText>
+        </w:r>
+      </w:del>
+      <w:ins w:id="1341" w:author="Claude (Opus 5, automated)" w:date="2026-08-11T16:41:03Z">
+        <w:r>
+          <w:rPr>
+            <w:rFonts w:hint="eastAsia"/>
+          </w:rPr>
+          <w:t xml:space="preserve">frequency-matched, noun-dominant distractors</w:t>
+        </w:r>
+      </w:ins>
       <w:r>
         <w:rPr>
           <w:rFonts w:hint="eastAsia"/>
@@ -5722,8 +5732,32 @@
           <w:rFonts w:eastAsiaTheme="minorEastAsia"/>
           <w:lang w:eastAsia="ja-JP"/>
         </w:rPr>
-        <w:lastRenderedPageBreak/>
-        <w:t>Projecting a well-decoded participant's predictions into two dimensions (t-SNE; NUEx027) makes</w:t>
+        <w:t xml:space="preserve">Projecting a well-decoded participant's predictions into two dimensions (</w:t>
+      </w:r>
+      <w:del w:id="1342" w:author="Claude (Opus 5, automated)" w:date="2026-08-11T16:41:03Z">
+        <w:r>
+          <w:rPr>
+            <w:rFonts w:eastAsiaTheme="minorEastAsia"/>
+            <w:lang w:eastAsia="ja-JP"/>
+          </w:rPr>
+          <w:delText xml:space="preserve">t-SNE</w:delText>
+        </w:r>
+      </w:del>
+      <w:ins w:id="1343" w:author="Claude (Opus 5, automated)" w:date="2026-08-11T16:41:03Z">
+        <w:r>
+          <w:rPr>
+            <w:rFonts w:eastAsiaTheme="minorEastAsia"/>
+            <w:lang w:eastAsia="ja-JP"/>
+          </w:rPr>
+          <w:t xml:space="preserve">metric MDS on cosine distance</w:t>
+        </w:r>
+      </w:ins>
+      <w:r>
+        <w:rPr>
+          <w:rFonts w:eastAsiaTheme="minorEastAsia"/>
+          <w:lang w:eastAsia="ja-JP"/>
+        </w:rPr>
+        <w:t xml:space="preserve">; NUEx027) makes</w:t>
       </w:r>
       <w:r>
         <w:rPr>

--- a/Semantic decoding paper_Draft 1_2026-05-08.docx
+++ b/Semantic decoding paper_Draft 1_2026-05-08.docx
@@ -4918,86 +4918,188 @@
           <w:rFonts w:eastAsiaTheme="minorEastAsia"/>
           <w:lang w:eastAsia="ja-JP"/>
         </w:rPr>
-        <w:t>the top 2.1% of the ranked list (group median percentile rank 0.021; per-participant</w:t>
-      </w:r>
-      <w:r>
-        <w:rPr>
-          <w:rFonts w:hint="eastAsia"/>
-        </w:rPr>
-        <w:t xml:space="preserve"> </w:t>
-      </w:r>
+        <w:t xml:space="preserve">the top 2.1% of the ranked list (</w:t>
+      </w:r>
+      <w:del w:id="1443" w:author="Claude (Opus 5, automated)" w:date="2026-08-11T16:52:22Z">
+        <w:r>
+          <w:rPr>
+            <w:rFonts w:eastAsiaTheme="minorEastAsia"/>
+            <w:lang w:eastAsia="ja-JP"/>
+          </w:rPr>
+          <w:delText xml:space="preserve">group median percentile rank 0.021; per-participant 0.011–0.042</w:delText>
+        </w:r>
+      </w:del>
+      <w:ins w:id="1444" w:author="Claude (Opus 5, automated)" w:date="2026-08-11T16:52:22Z">
+        <w:r>
+          <w:rPr>
+            <w:rFonts w:eastAsiaTheme="minorEastAsia"/>
+            <w:lang w:eastAsia="ja-JP"/>
+          </w:rPr>
+          <w:t xml:space="preserve">group median percentile rank 0.023; per-participant 0.010–0.063</w:t>
+        </w:r>
+      </w:ins>
       <w:r>
         <w:rPr>
           <w:rFonts w:eastAsiaTheme="minorEastAsia"/>
           <w:lang w:eastAsia="ja-JP"/>
         </w:rPr>
-        <w:t>0.011–0.042; Wilcoxon signed-rank against chance p = 2.4 × 10⁻⁴, the minimum attainable at</w:t>
-      </w:r>
-      <w:r>
-        <w:rPr>
-          <w:rFonts w:hint="eastAsia"/>
-        </w:rPr>
-        <w:t xml:space="preserve"> </w:t>
-      </w:r>
-      <w:r>
-        <w:rPr>
-          <w:rFonts w:eastAsiaTheme="minorEastAsia" w:hint="eastAsia"/>
-          <w:lang w:eastAsia="ja-JP"/>
-        </w:rPr>
-        <w:t xml:space="preserve">n = 12; within-participant permutation p </w:t>
-      </w:r>
-      <w:r>
-        <w:rPr>
-          <w:rFonts w:eastAsiaTheme="minorEastAsia" w:hint="eastAsia"/>
-          <w:lang w:eastAsia="ja-JP"/>
-        </w:rPr>
-        <w:t>≤</w:t>
-      </w:r>
-      <w:r>
-        <w:rPr>
-          <w:rFonts w:eastAsiaTheme="minorEastAsia" w:hint="eastAsia"/>
-          <w:lang w:eastAsia="ja-JP"/>
-        </w:rPr>
-        <w:t xml:space="preserve"> 0.01 in every participant, p &lt; 0.001 in ten</w:t>
-      </w:r>
-      <w:r>
-        <w:rPr>
-          <w:rFonts w:hint="eastAsia"/>
-        </w:rPr>
-        <w:t xml:space="preserve"> </w:t>
-      </w:r>
+        <w:t xml:space="preserve">; Wilcoxon signed-rank against chance </w:t>
+      </w:r>
+      <w:del w:id="1445" w:author="Claude (Opus 5, automated)" w:date="2026-08-11T16:52:22Z">
+        <w:r>
+          <w:rPr>
+            <w:rFonts w:eastAsiaTheme="minorEastAsia"/>
+            <w:lang w:eastAsia="ja-JP"/>
+          </w:rPr>
+          <w:delText xml:space="preserve">p = 2.4 × 10⁻⁴, the minimum attainable at n = 12</w:delText>
+        </w:r>
+      </w:del>
+      <w:ins w:id="1446" w:author="Claude (Opus 5, automated)" w:date="2026-08-11T16:52:22Z">
+        <w:r>
+          <w:rPr>
+            <w:rFonts w:eastAsiaTheme="minorEastAsia"/>
+            <w:lang w:eastAsia="ja-JP"/>
+          </w:rPr>
+          <w:t xml:space="preserve">p = 3.1 × 10⁻⁵, the minimum attainable at n = 15</w:t>
+        </w:r>
+      </w:ins>
       <w:r>
         <w:rPr>
           <w:rFonts w:eastAsiaTheme="minorEastAsia"/>
           <w:lang w:eastAsia="ja-JP"/>
         </w:rPr>
-        <w:t>of twelve). Its median rank was 56–212 of 5,000. The true word was the single top choice on</w:t>
-      </w:r>
-      <w:r>
-        <w:rPr>
-          <w:rFonts w:hint="eastAsia"/>
-        </w:rPr>
-        <w:t xml:space="preserve"> </w:t>
-      </w:r>
+        <w:t xml:space="preserve">; </w:t>
+      </w:r>
+      <w:del w:id="1447" w:author="Claude (Opus 5, automated)" w:date="2026-08-11T16:52:22Z">
+        <w:r>
+          <w:rPr>
+            <w:rFonts w:eastAsiaTheme="minorEastAsia"/>
+            <w:lang w:eastAsia="ja-JP"/>
+          </w:rPr>
+          <w:delText xml:space="preserve">within-participant permutation p ≤ 0.01 in every participant, p &lt; 0.001 in ten of twelve</w:delText>
+        </w:r>
+      </w:del>
+      <w:ins w:id="1448" w:author="Claude (Opus 5, automated)" w:date="2026-08-11T16:52:22Z">
+        <w:r>
+          <w:rPr>
+            <w:rFonts w:eastAsiaTheme="minorEastAsia"/>
+            <w:lang w:eastAsia="ja-JP"/>
+          </w:rPr>
+          <w:t xml:space="preserve">within-participant permutation p ≤ 0.022 in every participant, p &lt; 0.001 in fourteen of fifteen</w:t>
+        </w:r>
+      </w:ins>
       <w:r>
         <w:rPr>
           <w:rFonts w:eastAsiaTheme="minorEastAsia"/>
           <w:lang w:eastAsia="ja-JP"/>
         </w:rPr>
-        <w:t>0.7–6.5% of trials (chance 0.02%), fell within the top 10 on 17.2 ± 1.6% of trials</w:t>
-      </w:r>
-      <w:r>
-        <w:rPr>
-          <w:rFonts w:hint="eastAsia"/>
-        </w:rPr>
-        <w:t xml:space="preserve"> </w:t>
-      </w:r>
+        <w:t xml:space="preserve">). </w:t>
+      </w:r>
+      <w:del w:id="1449" w:author="Claude (Opus 5, automated)" w:date="2026-08-11T16:52:22Z">
+        <w:r>
+          <w:rPr>
+            <w:rFonts w:eastAsiaTheme="minorEastAsia"/>
+            <w:lang w:eastAsia="ja-JP"/>
+          </w:rPr>
+          <w:delText xml:space="preserve">Its median rank was 56–212 of 5,000</w:delText>
+        </w:r>
+      </w:del>
+      <w:ins w:id="1450" w:author="Claude (Opus 5, automated)" w:date="2026-08-11T16:52:22Z">
+        <w:r>
+          <w:rPr>
+            <w:rFonts w:eastAsiaTheme="minorEastAsia"/>
+            <w:lang w:eastAsia="ja-JP"/>
+          </w:rPr>
+          <w:t xml:space="preserve">Its median rank was 52–313 of 5,000</w:t>
+        </w:r>
+      </w:ins>
       <w:r>
         <w:rPr>
           <w:rFonts w:eastAsiaTheme="minorEastAsia"/>
           <w:lang w:eastAsia="ja-JP"/>
         </w:rPr>
-        <w:t xml:space="preserve">(mean ± s.e.m.; chance 0.2%), and within the top 100 on 49.5 ± 2.1% (chance 2%; </w:t>
+        <w:t xml:space="preserve">. The true word was </w:t>
+      </w:r>
+      <w:del w:id="1451" w:author="Claude (Opus 5, automated)" w:date="2026-08-11T16:52:22Z">
+        <w:r>
+          <w:rPr>
+            <w:rFonts w:eastAsiaTheme="minorEastAsia"/>
+            <w:lang w:eastAsia="ja-JP"/>
+          </w:rPr>
+          <w:delText xml:space="preserve">the single top choice on 0.7–6.5% of trials</w:delText>
+        </w:r>
+      </w:del>
+      <w:ins w:id="1452" w:author="Claude (Opus 5, automated)" w:date="2026-08-11T16:52:22Z">
+        <w:r>
+          <w:rPr>
+            <w:rFonts w:eastAsiaTheme="minorEastAsia"/>
+            <w:lang w:eastAsia="ja-JP"/>
+          </w:rPr>
+          <w:t xml:space="preserve">the single top choice on 0–7.1% of trials</w:t>
+        </w:r>
+      </w:ins>
+      <w:r>
+        <w:rPr>
+          <w:rFonts w:eastAsiaTheme="minorEastAsia"/>
+          <w:lang w:eastAsia="ja-JP"/>
+        </w:rPr>
+        <w:t xml:space="preserve"> (chance 0.02%), </w:t>
+      </w:r>
+      <w:del w:id="1453" w:author="Claude (Opus 5, automated)" w:date="2026-08-11T16:52:22Z">
+        <w:r>
+          <w:rPr>
+            <w:rFonts w:eastAsiaTheme="minorEastAsia"/>
+            <w:lang w:eastAsia="ja-JP"/>
+          </w:rPr>
+          <w:delText xml:space="preserve">fell within the top 10 on 17.2 ± 1.6% of trials</w:delText>
+        </w:r>
+      </w:del>
+      <w:ins w:id="1454" w:author="Claude (Opus 5, automated)" w:date="2026-08-11T16:52:22Z">
+        <w:r>
+          <w:rPr>
+            <w:rFonts w:eastAsiaTheme="minorEastAsia"/>
+            <w:lang w:eastAsia="ja-JP"/>
+          </w:rPr>
+          <w:t xml:space="preserve">fell within the top 10 on 16.7 ± 1.3% of trials</w:t>
+        </w:r>
+      </w:ins>
+      <w:r>
+        <w:rPr>
+          <w:rFonts w:hint="eastAsia"/>
+        </w:rPr>
+        <w:t xml:space="preserve"> </w:t>
+      </w:r>
+      <w:r>
+        <w:rPr>
+          <w:rFonts w:eastAsiaTheme="minorEastAsia"/>
+          <w:lang w:eastAsia="ja-JP"/>
+        </w:rPr>
+        <w:t xml:space="preserve">(mean ± s.e.m.; chance 0.2%), and </w:t>
+      </w:r>
+      <w:del w:id="1455" w:author="Claude (Opus 5, automated)" w:date="2026-08-11T16:52:22Z">
+        <w:r>
+          <w:rPr>
+            <w:rFonts w:eastAsiaTheme="minorEastAsia"/>
+            <w:lang w:eastAsia="ja-JP"/>
+          </w:rPr>
+          <w:delText xml:space="preserve">within the top 100 on 49.5 ± 2.1%</w:delText>
+        </w:r>
+      </w:del>
+      <w:ins w:id="1456" w:author="Claude (Opus 5, automated)" w:date="2026-08-11T16:52:22Z">
+        <w:r>
+          <w:rPr>
+            <w:rFonts w:eastAsiaTheme="minorEastAsia"/>
+            <w:lang w:eastAsia="ja-JP"/>
+          </w:rPr>
+          <w:t xml:space="preserve">within the top 100 on 46.6 ± 2.0%</w:t>
+        </w:r>
+      </w:ins>
+      <w:r>
+        <w:rPr>
+          <w:rFonts w:eastAsiaTheme="minorEastAsia"/>
+          <w:lang w:eastAsia="ja-JP"/>
+        </w:rPr>
+        <w:t xml:space="preserve"> (chance 2%; </w:t>
       </w:r>
       <w:r>
         <w:rPr>
@@ -5085,7 +5187,32 @@
           <w:rFonts w:eastAsiaTheme="minorEastAsia"/>
           <w:lang w:eastAsia="ja-JP"/>
         </w:rPr>
-        <w:t>words) lowered the group median percentile rank from 0.154 to 0.022 — the true word's median</w:t>
+        <w:t xml:space="preserve">words) </w:t>
+      </w:r>
+      <w:del w:id="1457" w:author="Claude (Opus 5, automated)" w:date="2026-08-11T16:52:22Z">
+        <w:r>
+          <w:rPr>
+            <w:rFonts w:eastAsiaTheme="minorEastAsia"/>
+            <w:lang w:eastAsia="ja-JP"/>
+          </w:rPr>
+          <w:delText xml:space="preserve">lowered the group median percentile rank from 0.154 to 0.022</w:delText>
+        </w:r>
+      </w:del>
+      <w:ins w:id="1458" w:author="Claude (Opus 5, automated)" w:date="2026-08-11T16:52:22Z">
+        <w:r>
+          <w:rPr>
+            <w:rFonts w:eastAsiaTheme="minorEastAsia"/>
+            <w:lang w:eastAsia="ja-JP"/>
+          </w:rPr>
+          <w:t xml:space="preserve">lowered the group median percentile rank from 0.161 to 0.026</w:t>
+        </w:r>
+      </w:ins>
+      <w:r>
+        <w:rPr>
+          <w:rFonts w:eastAsiaTheme="minorEastAsia"/>
+          <w:lang w:eastAsia="ja-JP"/>
+        </w:rPr>
+        <w:t xml:space="preserve"> — the true word's median</w:t>
       </w:r>
       <w:r>
         <w:rPr>
@@ -5112,21 +5239,32 @@
           <w:rFonts w:eastAsiaTheme="minorEastAsia" w:hint="eastAsia"/>
           <w:lang w:eastAsia="ja-JP"/>
         </w:rPr>
-        <w:t xml:space="preserve"> 3-fold (e.g. NUEx041, 18 </w:t>
-      </w:r>
+        <w:t xml:space="preserve"> 3-fold (</w:t>
+      </w:r>
+      <w:del w:id="1459" w:author="Claude (Opus 5, automated)" w:date="2026-08-11T16:52:22Z">
+        <w:r>
+          <w:rPr>
+            <w:rFonts w:eastAsiaTheme="minorEastAsia" w:hint="eastAsia"/>
+            <w:lang w:eastAsia="ja-JP"/>
+          </w:rPr>
+          <w:delText xml:space="preserve">e.g. NUEx041, 18 → 56</w:delText>
+        </w:r>
+      </w:del>
+      <w:ins w:id="1460" w:author="Claude (Opus 5, automated)" w:date="2026-08-11T16:52:22Z">
+        <w:r>
+          <w:rPr>
+            <w:rFonts w:eastAsiaTheme="minorEastAsia" w:hint="eastAsia"/>
+            <w:lang w:eastAsia="ja-JP"/>
+          </w:rPr>
+          <w:t xml:space="preserve">e.g. NUEx041, 17 → 52</w:t>
+        </w:r>
+      </w:ins>
       <w:r>
         <w:rPr>
           <w:rFonts w:eastAsiaTheme="minorEastAsia" w:hint="eastAsia"/>
           <w:lang w:eastAsia="ja-JP"/>
         </w:rPr>
-        <w:t>→</w:t>
-      </w:r>
-      <w:r>
-        <w:rPr>
-          <w:rFonts w:eastAsiaTheme="minorEastAsia" w:hint="eastAsia"/>
-          <w:lang w:eastAsia="ja-JP"/>
-        </w:rPr>
-        <w:t xml:space="preserve"> 56) against the 25-fold increase in</w:t>
+        <w:t xml:space="preserve">) against the 25-fold increase in</w:t>
       </w:r>
       <w:r>
         <w:rPr>
@@ -5139,7 +5277,32 @@
           <w:rFonts w:eastAsiaTheme="minorEastAsia"/>
           <w:lang w:eastAsia="ja-JP"/>
         </w:rPr>
-        <w:t>distractors — and top-10 accuracy fell only from 0.255 to 0.172 (</w:t>
+        <w:t xml:space="preserve">distractors — and </w:t>
+      </w:r>
+      <w:del w:id="1461" w:author="Claude (Opus 5, automated)" w:date="2026-08-11T16:52:22Z">
+        <w:r>
+          <w:rPr>
+            <w:rFonts w:eastAsiaTheme="minorEastAsia"/>
+            <w:lang w:eastAsia="ja-JP"/>
+          </w:rPr>
+          <w:delText xml:space="preserve">top-10 accuracy fell only from 0.255 to 0.172</w:delText>
+        </w:r>
+      </w:del>
+      <w:ins w:id="1462" w:author="Claude (Opus 5, automated)" w:date="2026-08-11T16:52:22Z">
+        <w:r>
+          <w:rPr>
+            <w:rFonts w:eastAsiaTheme="minorEastAsia"/>
+            <w:lang w:eastAsia="ja-JP"/>
+          </w:rPr>
+          <w:t xml:space="preserve">top-10 accuracy fell only from 0.248 to 0.167</w:t>
+        </w:r>
+      </w:ins>
+      <w:r>
+        <w:rPr>
+          <w:rFonts w:eastAsiaTheme="minorEastAsia"/>
+          <w:lang w:eastAsia="ja-JP"/>
+        </w:rPr>
+        <w:t xml:space="preserve"> (</w:t>
       </w:r>
       <w:r>
         <w:rPr>
@@ -5191,20 +5354,32 @@
           <w:rFonts w:eastAsiaTheme="minorEastAsia"/>
           <w:lang w:eastAsia="ja-JP"/>
         </w:rPr>
-        <w:t>essentially identical for a raw, unmatched gallery (median percentile rank at N = 5,000,</w:t>
-      </w:r>
-      <w:r>
-        <w:rPr>
-          <w:rFonts w:hint="eastAsia"/>
-        </w:rPr>
-        <w:t xml:space="preserve"> </w:t>
-      </w:r>
+        <w:t xml:space="preserve">essentially identical for a raw, unmatched gallery (</w:t>
+      </w:r>
+      <w:del w:id="1463" w:author="Claude (Opus 5, automated)" w:date="2026-08-11T16:52:22Z">
+        <w:r>
+          <w:rPr>
+            <w:rFonts w:eastAsiaTheme="minorEastAsia"/>
+            <w:lang w:eastAsia="ja-JP"/>
+          </w:rPr>
+          <w:delText xml:space="preserve">median percentile rank at N = 5,000, 0.022 for both</w:delText>
+        </w:r>
+      </w:del>
+      <w:ins w:id="1464" w:author="Claude (Opus 5, automated)" w:date="2026-08-11T16:52:22Z">
+        <w:r>
+          <w:rPr>
+            <w:rFonts w:eastAsiaTheme="minorEastAsia"/>
+            <w:lang w:eastAsia="ja-JP"/>
+          </w:rPr>
+          <w:t xml:space="preserve">median percentile rank at N = 5,000, 0.023 matched vs 0.023 raw</w:t>
+        </w:r>
+      </w:ins>
       <w:r>
         <w:rPr>
           <w:rFonts w:eastAsiaTheme="minorEastAsia"/>
           <w:lang w:eastAsia="ja-JP"/>
         </w:rPr>
-        <w:t>0.022 for both).</w:t>
+        <w:t xml:space="preserve">).</w:t>
       </w:r>
     </w:p>
     <w:p>
@@ -5260,33 +5435,57 @@
           <w:rFonts w:eastAsiaTheme="minorEastAsia"/>
           <w:lang w:eastAsia="ja-JP"/>
         </w:rPr>
-        <w:t>. The group median percentile rank was 0.031 for held-out words</w:t>
-      </w:r>
-      <w:r>
-        <w:rPr>
-          <w:rFonts w:hint="eastAsia"/>
-        </w:rPr>
-        <w:t xml:space="preserve"> </w:t>
-      </w:r>
+        <w:t xml:space="preserve">. The group median percentile rank was </w:t>
+      </w:r>
+      <w:del w:id="1465" w:author="Claude (Opus 5, automated)" w:date="2026-08-11T16:52:22Z">
+        <w:r>
+          <w:rPr>
+            <w:rFonts w:eastAsiaTheme="minorEastAsia"/>
+            <w:lang w:eastAsia="ja-JP"/>
+          </w:rPr>
+          <w:delText xml:space="preserve">0.031 for held-out words (95% CI 0.027–0.052)</w:delText>
+        </w:r>
+      </w:del>
+      <w:ins w:id="1466" w:author="Claude (Opus 5, automated)" w:date="2026-08-11T16:52:22Z">
+        <w:r>
+          <w:rPr>
+            <w:rFonts w:eastAsiaTheme="minorEastAsia"/>
+            <w:lang w:eastAsia="ja-JP"/>
+          </w:rPr>
+          <w:t xml:space="preserve">0.036 for held-out words (95% CI 0.034–0.047)</w:t>
+        </w:r>
+      </w:ins>
       <w:r>
         <w:rPr>
           <w:rFonts w:eastAsiaTheme="minorEastAsia"/>
           <w:lang w:eastAsia="ja-JP"/>
         </w:rPr>
-        <w:t>(95% CI 0.027–0.052) versus 0.016 for in-vocabulary words (95% CI 0.014–0.023), both</w:t>
-      </w:r>
-      <w:r>
-        <w:rPr>
-          <w:rFonts w:hint="eastAsia"/>
-        </w:rPr>
-        <w:t xml:space="preserve"> </w:t>
-      </w:r>
+        <w:t xml:space="preserve"> versus </w:t>
+      </w:r>
+      <w:del w:id="1467" w:author="Claude (Opus 5, automated)" w:date="2026-08-11T16:52:22Z">
+        <w:r>
+          <w:rPr>
+            <w:rFonts w:eastAsiaTheme="minorEastAsia"/>
+            <w:lang w:eastAsia="ja-JP"/>
+          </w:rPr>
+          <w:delText xml:space="preserve">0.016 for in-vocabulary words (95% CI 0.014–0.023), both p = 2.4 × 10⁻⁴</w:delText>
+        </w:r>
+      </w:del>
+      <w:ins w:id="1468" w:author="Claude (Opus 5, automated)" w:date="2026-08-11T16:52:22Z">
+        <w:r>
+          <w:rPr>
+            <w:rFonts w:eastAsiaTheme="minorEastAsia"/>
+            <w:lang w:eastAsia="ja-JP"/>
+          </w:rPr>
+          <w:t xml:space="preserve">0.018 for in-vocabulary words (95% CI 0.015–0.029), both p = 3.1 × 10⁻⁵</w:t>
+        </w:r>
+      </w:ins>
       <w:r>
         <w:rPr>
           <w:rFonts w:eastAsiaTheme="minorEastAsia"/>
           <w:lang w:eastAsia="ja-JP"/>
         </w:rPr>
-        <w:t>p = 2.4 × 10⁻⁴ against chance (</w:t>
+        <w:t xml:space="preserve"> against chance (</w:t>
       </w:r>
       <w:r>
         <w:rPr>
@@ -5338,19 +5537,44 @@
           <w:rFonts w:eastAsiaTheme="minorEastAsia"/>
           <w:lang w:eastAsia="ja-JP"/>
         </w:rPr>
-        <w:t>chance (per-participant 0.016–0.110; top 1.6–11.0% of the 5,000-word gallery) and above their</w:t>
-      </w:r>
-      <w:r>
-        <w:rPr>
-          <w:rFonts w:hint="eastAsia"/>
-        </w:rPr>
-        <w:t xml:space="preserve"> </w:t>
-      </w:r>
+        <w:t xml:space="preserve">chance (</w:t>
+      </w:r>
+      <w:del w:id="1469" w:author="Claude (Opus 5, automated)" w:date="2026-08-11T16:52:22Z">
+        <w:r>
+          <w:rPr>
+            <w:rFonts w:eastAsiaTheme="minorEastAsia"/>
+            <w:lang w:eastAsia="ja-JP"/>
+          </w:rPr>
+          <w:delText xml:space="preserve">per-participant 0.016–0.110; top 1.6–11.0% of the 5,000-word gallery</w:delText>
+        </w:r>
+      </w:del>
+      <w:ins w:id="1470" w:author="Claude (Opus 5, automated)" w:date="2026-08-11T16:52:22Z">
+        <w:r>
+          <w:rPr>
+            <w:rFonts w:eastAsiaTheme="minorEastAsia"/>
+            <w:lang w:eastAsia="ja-JP"/>
+          </w:rPr>
+          <w:t xml:space="preserve">per-participant 0.021–0.076; top 2.1–7.6% of the 5,000-word gallery</w:t>
+        </w:r>
+      </w:ins>
       <w:r>
         <w:rPr>
           <w:rFonts w:eastAsiaTheme="minorEastAsia"/>
           <w:lang w:eastAsia="ja-JP"/>
         </w:rPr>
+        <w:t xml:space="preserve">) and above their</w:t>
+      </w:r>
+      <w:r>
+        <w:rPr>
+          <w:rFonts w:hint="eastAsia"/>
+        </w:rPr>
+        <w:t xml:space="preserve"> </w:t>
+      </w:r>
+      <w:r>
+        <w:rPr>
+          <w:rFonts w:eastAsiaTheme="minorEastAsia"/>
+          <w:lang w:eastAsia="ja-JP"/>
+        </w:rPr>
         <w:t>own in-vocabulary level; across participants the seen-to-unseen change in median percentile</w:t>
       </w:r>
       <w:r>
@@ -5364,34 +5588,57 @@
           <w:rFonts w:eastAsiaTheme="minorEastAsia" w:hint="eastAsia"/>
           <w:lang w:eastAsia="ja-JP"/>
         </w:rPr>
-        <w:t xml:space="preserve">rank was roughly twofold (0.016 </w:t>
-      </w:r>
+        <w:t xml:space="preserve">rank was </w:t>
+      </w:r>
+      <w:del w:id="1471" w:author="Claude (Opus 5, automated)" w:date="2026-08-11T16:52:22Z">
+        <w:r>
+          <w:rPr>
+            <w:rFonts w:eastAsiaTheme="minorEastAsia" w:hint="eastAsia"/>
+            <w:lang w:eastAsia="ja-JP"/>
+          </w:rPr>
+          <w:delText xml:space="preserve">roughly twofold (0.016 → 0.031)</w:delText>
+        </w:r>
+      </w:del>
+      <w:ins w:id="1472" w:author="Claude (Opus 5, automated)" w:date="2026-08-11T16:52:22Z">
+        <w:r>
+          <w:rPr>
+            <w:rFonts w:eastAsiaTheme="minorEastAsia" w:hint="eastAsia"/>
+            <w:lang w:eastAsia="ja-JP"/>
+          </w:rPr>
+          <w:t xml:space="preserve">roughly twofold (0.018 → 0.036)</w:t>
+        </w:r>
+      </w:ins>
       <w:r>
         <w:rPr>
           <w:rFonts w:eastAsiaTheme="minorEastAsia" w:hint="eastAsia"/>
           <w:lang w:eastAsia="ja-JP"/>
         </w:rPr>
-        <w:t>→</w:t>
-      </w:r>
+        <w:t xml:space="preserve"> rather than a return toward chance </w:t>
+      </w:r>
+      <w:del w:id="1473" w:author="Claude (Opus 5, automated)" w:date="2026-08-11T16:52:22Z">
+        <w:r>
+          <w:rPr>
+            <w:rFonts w:eastAsiaTheme="minorEastAsia" w:hint="eastAsia"/>
+            <w:lang w:eastAsia="ja-JP"/>
+          </w:rPr>
+          <w:delText xml:space="preserve">(1,840 held-out trials in total)</w:delText>
+        </w:r>
+      </w:del>
+      <w:ins w:id="1474" w:author="Claude (Opus 5, automated)" w:date="2026-08-11T16:52:22Z">
+        <w:r>
+          <w:rPr>
+            <w:rFonts w:eastAsiaTheme="minorEastAsia" w:hint="eastAsia"/>
+            <w:lang w:eastAsia="ja-JP"/>
+          </w:rPr>
+          <w:t xml:space="preserve">(2,392 held-out trials in total)</w:t>
+        </w:r>
+      </w:ins>
       <w:r>
         <w:rPr>
           <w:rFonts w:eastAsiaTheme="minorEastAsia" w:hint="eastAsia"/>
           <w:lang w:eastAsia="ja-JP"/>
         </w:rPr>
-        <w:t xml:space="preserve"> 0.031) rather than a return toward chance (1,840 held-out</w:t>
-      </w:r>
-      <w:r>
-        <w:rPr>
-          <w:rFonts w:hint="eastAsia"/>
-        </w:rPr>
-        <w:t xml:space="preserve"> </w:t>
-      </w:r>
-      <w:r>
-        <w:rPr>
-          <w:rFonts w:eastAsiaTheme="minorEastAsia"/>
-          <w:lang w:eastAsia="ja-JP"/>
-        </w:rPr>
-        <w:t>trials in total). The full per-trial held-out distribution and its graceful widening with</w:t>
+        <w:t xml:space="preserve">. The full per-trial held-out distribution and its graceful widening with</w:t>
       </w:r>
       <w:r>
         <w:rPr>
@@ -5479,112 +5726,122 @@
           <w:rFonts w:eastAsiaTheme="minorEastAsia"/>
           <w:lang w:eastAsia="ja-JP"/>
         </w:rPr>
-        <w:t xml:space="preserve"> ranking reached a mean</w:t>
-      </w:r>
-      <w:r>
-        <w:rPr>
-          <w:rFonts w:hint="eastAsia"/>
-        </w:rPr>
-        <w:t xml:space="preserve"> </w:t>
-      </w:r>
+        <w:t xml:space="preserve"> ranking reached a </w:t>
+      </w:r>
+      <w:del w:id="1475" w:author="Claude (Opus 5, automated)" w:date="2026-08-11T16:52:22Z">
+        <w:r>
+          <w:rPr>
+            <w:rFonts w:eastAsiaTheme="minorEastAsia"/>
+            <w:lang w:eastAsia="ja-JP"/>
+          </w:rPr>
+          <w:delText xml:space="preserve">mean nDCG@100 of 0.65 (95% CI 0.635–0.654; per-participant 0.603–0.675, Methods)</w:delText>
+        </w:r>
+      </w:del>
+      <w:ins w:id="1476" w:author="Claude (Opus 5, automated)" w:date="2026-08-11T16:52:22Z">
+        <w:r>
+          <w:rPr>
+            <w:rFonts w:eastAsiaTheme="minorEastAsia"/>
+            <w:lang w:eastAsia="ja-JP"/>
+          </w:rPr>
+          <w:t xml:space="preserve">mean nDCG@100 of 0.641 (95% CI 0.632–0.649; per-participant 0.593–0.672, Methods)</w:t>
+        </w:r>
+      </w:ins>
       <w:r>
         <w:rPr>
           <w:rFonts w:eastAsiaTheme="minorEastAsia"/>
           <w:lang w:eastAsia="ja-JP"/>
         </w:rPr>
-        <w:t>nDCG@100 of 0.65 (95% CI 0.635–0.654; per-participant 0.603–0.675</w:t>
+        <w:t xml:space="preserve">. The mean Wu–Palmer</w:t>
       </w:r>
       <w:r>
         <w:rPr>
           <w:rFonts w:hint="eastAsia"/>
         </w:rPr>
-        <w:t>, Methods</w:t>
+        <w:t xml:space="preserve"> </w:t>
       </w:r>
       <w:r>
         <w:rPr>
           <w:rFonts w:eastAsiaTheme="minorEastAsia"/>
           <w:lang w:eastAsia="ja-JP"/>
         </w:rPr>
-        <w:t>). The mean Wu–Palmer</w:t>
-      </w:r>
-      <w:r>
-        <w:rPr>
-          <w:rFonts w:hint="eastAsia"/>
-        </w:rPr>
-        <w:t xml:space="preserve"> </w:t>
+        <w:t xml:space="preserve">similarity of the top-10 retrieved </w:t>
       </w:r>
       <w:r>
         <w:rPr>
           <w:rFonts w:eastAsiaTheme="minorEastAsia"/>
           <w:lang w:eastAsia="ja-JP"/>
         </w:rPr>
-        <w:t xml:space="preserve">similarity of the top-10 retrieved </w:t>
+        <w:t>neighbors</w:t>
       </w:r>
       <w:r>
         <w:rPr>
           <w:rFonts w:eastAsiaTheme="minorEastAsia"/>
           <w:lang w:eastAsia="ja-JP"/>
         </w:rPr>
-        <w:t>neighbors</w:t>
+        <w:t xml:space="preserve"> to the true word exceeded a matched random-draw</w:t>
+      </w:r>
+      <w:r>
+        <w:rPr>
+          <w:rFonts w:hint="eastAsia"/>
+        </w:rPr>
+        <w:t xml:space="preserve"> </w:t>
       </w:r>
       <w:r>
         <w:rPr>
           <w:rFonts w:eastAsiaTheme="minorEastAsia"/>
           <w:lang w:eastAsia="ja-JP"/>
         </w:rPr>
-        <w:t xml:space="preserve"> to the true word exceeded a matched random-draw</w:t>
-      </w:r>
-      <w:r>
-        <w:rPr>
-          <w:rFonts w:hint="eastAsia"/>
-        </w:rPr>
-        <w:t xml:space="preserve"> </w:t>
-      </w:r>
+        <w:t xml:space="preserve">null in every participant </w:t>
+      </w:r>
+      <w:del w:id="1477" w:author="Claude (Opus 5, automated)" w:date="2026-08-11T16:52:22Z">
+        <w:r>
+          <w:rPr>
+            <w:rFonts w:eastAsiaTheme="minorEastAsia"/>
+            <w:lang w:eastAsia="ja-JP"/>
+          </w:rPr>
+          <w:delText xml:space="preserve">(observed 0.507–0.599 vs null 0.497–0.561), significantly so in ten (within-participant permutation p = 0.005); in the remaining two, NUEx030 and NUEx045, the differences were small and non-significant (p = 0.11 and p = 0.42)</w:delText>
+        </w:r>
+      </w:del>
+      <w:ins w:id="1478" w:author="Claude (Opus 5, automated)" w:date="2026-08-11T16:52:22Z">
+        <w:r>
+          <w:rPr>
+            <w:rFonts w:eastAsiaTheme="minorEastAsia"/>
+            <w:lang w:eastAsia="ja-JP"/>
+          </w:rPr>
+          <w:t xml:space="preserve">(observed 0.504–0.599 vs null 0.494–0.562), significantly so in fourteen (within-participant permutation p ≤ 0.05); in the remaining one, NUEx030, the difference was small and non-significant (p = 0.11)</w:t>
+        </w:r>
+      </w:ins>
       <w:r>
         <w:rPr>
           <w:rFonts w:eastAsiaTheme="minorEastAsia"/>
           <w:lang w:eastAsia="ja-JP"/>
         </w:rPr>
-        <w:t>null in every participant (observed 0.507–0.599 vs null 0.497–0.561), significantly so in ten</w:t>
-      </w:r>
-      <w:r>
-        <w:rPr>
-          <w:rFonts w:hint="eastAsia"/>
-        </w:rPr>
-        <w:t xml:space="preserve"> </w:t>
-      </w:r>
+        <w:t xml:space="preserve">, with </w:t>
+      </w:r>
+      <w:del w:id="1479" w:author="Claude (Opus 5, automated)" w:date="2026-08-11T16:52:22Z">
+        <w:r>
+          <w:rPr>
+            <w:rFonts w:eastAsiaTheme="minorEastAsia"/>
+            <w:lang w:eastAsia="ja-JP"/>
+          </w:rPr>
+          <w:delText xml:space="preserve">an across-participant difference of +0.022 (Wilcoxon p = 2.4 × 10⁻⁴</w:delText>
+        </w:r>
+      </w:del>
+      <w:ins w:id="1480" w:author="Claude (Opus 5, automated)" w:date="2026-08-11T16:52:22Z">
+        <w:r>
+          <w:rPr>
+            <w:rFonts w:eastAsiaTheme="minorEastAsia"/>
+            <w:lang w:eastAsia="ja-JP"/>
+          </w:rPr>
+          <w:t xml:space="preserve">an across-participant difference of +0.020 (Wilcoxon p = 3.1 × 10⁻⁵</w:t>
+        </w:r>
+      </w:ins>
       <w:r>
         <w:rPr>
           <w:rFonts w:eastAsiaTheme="minorEastAsia"/>
           <w:lang w:eastAsia="ja-JP"/>
         </w:rPr>
-        <w:t>(within-participant permutation p = 0.005); in the remaining two, NUEx030 and NUEx045, the</w:t>
-      </w:r>
-      <w:r>
-        <w:rPr>
-          <w:rFonts w:hint="eastAsia"/>
-        </w:rPr>
-        <w:t xml:space="preserve"> </w:t>
-      </w:r>
-      <w:r>
-        <w:rPr>
-          <w:rFonts w:eastAsiaTheme="minorEastAsia"/>
-          <w:lang w:eastAsia="ja-JP"/>
-        </w:rPr>
-        <w:t>differences were small and non-significant (p = 0.11 and p = 0.42), with an</w:t>
-      </w:r>
-      <w:r>
-        <w:rPr>
-          <w:rFonts w:hint="eastAsia"/>
-        </w:rPr>
-        <w:t xml:space="preserve"> </w:t>
-      </w:r>
-      <w:r>
-        <w:rPr>
-          <w:rFonts w:eastAsiaTheme="minorEastAsia"/>
-          <w:lang w:eastAsia="ja-JP"/>
-        </w:rPr>
-        <w:t xml:space="preserve">across-participant difference of +0.022 (Wilcoxon p = 2.4 × 10⁻⁴; </w:t>
+        <w:t xml:space="preserve">; </w:t>
       </w:r>
       <w:r>
         <w:rPr>
@@ -5663,20 +5920,57 @@
           <w:rFonts w:eastAsiaTheme="minorEastAsia"/>
           <w:lang w:eastAsia="ja-JP"/>
         </w:rPr>
-        <w:t>permutation null in every participant (observed 0.603–0.675 vs null 0.590–0.641; median</w:t>
-      </w:r>
-      <w:r>
-        <w:rPr>
-          <w:rFonts w:hint="eastAsia"/>
-        </w:rPr>
-        <w:t xml:space="preserve"> </w:t>
-      </w:r>
+        <w:t xml:space="preserve">permutation null in every participant </w:t>
+      </w:r>
+      <w:del w:id="1481" w:author="Claude (Opus 5, automated)" w:date="2026-08-11T16:52:22Z">
+        <w:r>
+          <w:rPr>
+            <w:rFonts w:eastAsiaTheme="minorEastAsia"/>
+            <w:lang w:eastAsia="ja-JP"/>
+          </w:rPr>
+          <w:delText xml:space="preserve">(observed 0.603–0.675 vs null 0.590–0.641; median difference +0.018)</w:delText>
+        </w:r>
+      </w:del>
+      <w:ins w:id="1482" w:author="Claude (Opus 5, automated)" w:date="2026-08-11T16:52:22Z">
+        <w:r>
+          <w:rPr>
+            <w:rFonts w:eastAsiaTheme="minorEastAsia"/>
+            <w:lang w:eastAsia="ja-JP"/>
+          </w:rPr>
+          <w:t xml:space="preserve">(observed 0.593–0.672 vs null 0.583–0.646; median difference +0.019)</w:t>
+        </w:r>
+      </w:ins>
       <w:r>
         <w:rPr>
           <w:rFonts w:eastAsiaTheme="minorEastAsia"/>
           <w:lang w:eastAsia="ja-JP"/>
         </w:rPr>
-        <w:t xml:space="preserve">difference +0.018), significantly within-participant in eleven of twelve (NUEx045 at p = 0.055) and across participants (Wilcoxon p = 2.4 × 10⁻⁴; </w:t>
+        <w:t xml:space="preserve">, </w:t>
+      </w:r>
+      <w:del w:id="1483" w:author="Claude (Opus 5, automated)" w:date="2026-08-11T16:52:22Z">
+        <w:r>
+          <w:rPr>
+            <w:rFonts w:eastAsiaTheme="minorEastAsia"/>
+            <w:lang w:eastAsia="ja-JP"/>
+          </w:rPr>
+          <w:delText xml:space="preserve">significantly within-participant in eleven of twelve (NUEx045 at p = 0.055) and across participants (Wilcoxon p = 2.4 × 10⁻⁴</w:delText>
+        </w:r>
+      </w:del>
+      <w:ins w:id="1484" w:author="Claude (Opus 5, automated)" w:date="2026-08-11T16:52:22Z">
+        <w:r>
+          <w:rPr>
+            <w:rFonts w:eastAsiaTheme="minorEastAsia"/>
+            <w:lang w:eastAsia="ja-JP"/>
+          </w:rPr>
+          <w:t xml:space="preserve">significantly within-participant in all fifteen and across participants (Wilcoxon p = 3.1 × 10⁻⁵</w:t>
+        </w:r>
+      </w:ins>
+      <w:r>
+        <w:rPr>
+          <w:rFonts w:eastAsiaTheme="minorEastAsia"/>
+          <w:lang w:eastAsia="ja-JP"/>
+        </w:rPr>
+        <w:t xml:space="preserve">; </w:t>
       </w:r>
       <w:r>
         <w:rPr>
@@ -10750,7 +11044,33 @@
     </w:p>
     <w:p>
       <w:r>
-        <w:t>To determine whether decoded picture-naming activity reflected linguistic meaning or visual stimulus properties, we compared regression onto language only embeddings (GloVe, Word2Vec, ConceptNet) against regression onto visiononly self-supervised embeddings (DINOv2, DINOv3, MoCo) using the identical kernel-PLS pipeline and retrieval metric. For each participant, embedding family, and time bin we computed the above-chance decoding effect relative to the participant's permutation null, and summarized each participant by the mean post-stimulus above-chance effect for the language and visual families. Family preference was tested across participants with a two-sided Wilcoxon signed-rank test (language versus visual effect) for both word and category accuracy. The time-resolved language-minus-visual difference was tested bin-by-bin with a linear mixed model (random intercepts for participant), correcting across bins for false discovery rate. Because the vision models are trained without any text, captions, or labels and the language models without any images, neural variance uniquely captured by each family can be attributed to visual-perceptual versus linguistic distributional structure, respectively.</w:t>
+        <w:t xml:space="preserve">To determine whether decoded picture-naming activity reflected linguistic meaning or visual stimulus properties, we compared regression onto </w:t>
+      </w:r>
+      <w:del w:id="1584" w:author="Claude (Opus 5, automated)" w:date="2026-08-11T16:53:58Z">
+        <w:r>
+          <w:delText xml:space="preserve">language only embeddings (GloVe, Word2Vec, ConceptNet)</w:delText>
+        </w:r>
+      </w:del>
+      <w:ins w:id="1585" w:author="Claude (Opus 5, automated)" w:date="2026-08-11T16:53:58Z">
+        <w:r>
+          <w:t xml:space="preserve">language-only embeddings (GloVe, Word2Vec)</w:t>
+        </w:r>
+      </w:ins>
+      <w:r>
+        <w:t xml:space="preserve"> against regression onto visiononly </w:t>
+      </w:r>
+      <w:del w:id="1586" w:author="Claude (Opus 5, automated)" w:date="2026-08-11T16:53:58Z">
+        <w:r>
+          <w:delText xml:space="preserve">self-supervised embeddings (DINOv2, DINOv3, MoCo)</w:delText>
+        </w:r>
+      </w:del>
+      <w:ins w:id="1587" w:author="Claude (Opus 5, automated)" w:date="2026-08-11T16:53:58Z">
+        <w:r>
+          <w:t xml:space="preserve">self-supervised embeddings (DINOv3, MoCo)</w:t>
+        </w:r>
+      </w:ins>
+      <w:r>
+        <w:t xml:space="preserve"> using the identical kernel-PLS pipeline and retrieval metric. For each participant, embedding family, and time bin we computed the above-chance decoding effect relative to the participant's permutation null, and summarized each participant by the mean post-stimulus above-chance effect for the language and visual families. Family preference was tested across participants with a two-sided Wilcoxon signed-rank test (language versus visual effect) for both word and category accuracy. The time-resolved language-minus-visual difference was tested bin-by-bin with a linear mixed model (random intercepts for participant), correcting across bins for false discovery rate. Because the vision models are trained without any text, captions, or labels and the language models without any images, neural variance uniquely captured by each family can be attributed to visual-perceptual versus linguistic distributional structure, respectively.</w:t>
       </w:r>
     </w:p>
     <w:p>
@@ -10792,7 +11112,20 @@
         <w:t>W</w:t>
       </w:r>
       <w:r>
-        <w:t xml:space="preserve"> canonical word vectors. For language embeddings (GloVe, Word2Vec), this averaging is trivial: every trial of a target word maps to the same fixed vector, so the mean reduces to deduplication. For vision embeddings (DINOv2-Small, MoCo), each word is depicted </w:t>
+        <w:t xml:space="preserve"> canonical word vectors. For language embeddings (GloVe, Word2Vec), this averaging is trivial: every trial of a target word maps to the same fixed vector, so the mean reduces to deduplication. </w:t>
+      </w:r>
+      <w:del w:id="1588" w:author="Claude (Opus 5, automated)" w:date="2026-08-11T16:53:58Z">
+        <w:r>
+          <w:delText xml:space="preserve">For vision embeddings (DINOv2-Small, MoCo)</w:delText>
+        </w:r>
+      </w:del>
+      <w:ins w:id="1589" w:author="Claude (Opus 5, automated)" w:date="2026-08-11T16:53:58Z">
+        <w:r>
+          <w:t xml:space="preserve">For vision embeddings (DINOv3, MoCo)</w:t>
+        </w:r>
+      </w:ins>
+      <w:r>
+        <w:t xml:space="preserve">, each word is depicted </w:t>
       </w:r>
       <w:r>
         <w:lastRenderedPageBreak/>
